--- a/JJ_MM_AAAA_PROMESSE_Universel_v1.docx
+++ b/JJ_MM_AAAA_PROMESSE_Universel_v1.docx
@@ -1940,13 +1940,30 @@
         <w:t>{{Notaire_acquereur}}</w:t>
       </w:r>
       <w:r>
-        <w:t xml:space="preserve">, notaire de l’Acquéreur, avec la participation de Maître </w:t>
+        <w:t>, notaire de l’Acquéreur, avec la participation de Maître</w:t>
+      </w:r>
+      <w:r>
+        <w:t xml:space="preserve"> </w:t>
       </w:r>
       <w:r>
         <w:rPr>
           <w:highlight w:val="cyan"/>
         </w:rPr>
-        <w:t>{NOM_Notaire_Vendeur}</w:t>
+        <w:t>{</w:t>
+      </w:r>
+      <w:proofErr w:type="spellStart"/>
+      <w:r>
+        <w:rPr>
+          <w:highlight w:val="cyan"/>
+        </w:rPr>
+        <w:t>NOM_Notaire_Vendeur</w:t>
+      </w:r>
+      <w:proofErr w:type="spellEnd"/>
+      <w:r>
+        <w:rPr>
+          <w:highlight w:val="cyan"/>
+        </w:rPr>
+        <w:t>}</w:t>
       </w:r>
       <w:r>
         <w:t>, notaire vendeur.</w:t>
@@ -2024,24 +2041,89 @@
           <w:iCs/>
           <w:highlight w:val="yellow"/>
         </w:rPr>
-        <w:t>{{Ville_notaire_acquereur}} ({{Code_postal_notaire_acquereur}})</w:t>
-      </w:r>
-    </w:p>
-    <w:p>
-      <w:pPr>
-        <w:widowControl w:val="0"/>
+        <w:t>{{</w:t>
+      </w:r>
+      <w:proofErr w:type="spellStart"/>
+      <w:r>
         <w:rPr>
           <w:i/>
           <w:iCs/>
           <w:highlight w:val="yellow"/>
         </w:rPr>
-      </w:pPr>
+        <w:t>Ville_notaire_acquereur</w:t>
+      </w:r>
+      <w:proofErr w:type="spellEnd"/>
       <w:r>
         <w:rPr>
           <w:i/>
           <w:iCs/>
           <w:highlight w:val="yellow"/>
         </w:rPr>
+        <w:t>}}</w:t>
+      </w:r>
+      <w:r>
+        <w:rPr>
+          <w:i/>
+          <w:iCs/>
+        </w:rPr>
+        <w:t xml:space="preserve"> </w:t>
+      </w:r>
+      <w:r>
+        <w:rPr>
+          <w:i/>
+          <w:iCs/>
+        </w:rPr>
+        <w:t>(</w:t>
+      </w:r>
+      <w:r>
+        <w:rPr>
+          <w:i/>
+          <w:iCs/>
+          <w:highlight w:val="yellow"/>
+        </w:rPr>
+        <w:t>{{</w:t>
+      </w:r>
+      <w:proofErr w:type="spellStart"/>
+      <w:r>
+        <w:rPr>
+          <w:i/>
+          <w:iCs/>
+          <w:highlight w:val="yellow"/>
+        </w:rPr>
+        <w:t>Code_postal_notaire_acquereur</w:t>
+      </w:r>
+      <w:proofErr w:type="spellEnd"/>
+      <w:r>
+        <w:rPr>
+          <w:i/>
+          <w:iCs/>
+          <w:highlight w:val="yellow"/>
+        </w:rPr>
+        <w:t>}}</w:t>
+      </w:r>
+      <w:r>
+        <w:rPr>
+          <w:i/>
+          <w:iCs/>
+        </w:rPr>
+        <w:t>)</w:t>
+      </w:r>
+    </w:p>
+    <w:p>
+      <w:pPr>
+        <w:widowControl w:val="0"/>
+        <w:rPr>
+          <w:i/>
+          <w:iCs/>
+          <w:highlight w:val="yellow"/>
+        </w:rPr>
+      </w:pPr>
+      <w:r>
+        <w:rPr>
+          <w:i/>
+          <w:iCs/>
+          <w:highlight w:val="yellow"/>
+        </w:rPr>
         <w:t>{{Telephone_Notaire_Acquereur}}</w:t>
       </w:r>
     </w:p>
@@ -2132,125 +2214,8 @@
         <w:rPr>
           <w:b/>
           <w:bCs/>
-          <w:highlight w:val="darkYellow"/>
-        </w:rPr>
-        <w:t>({</w:t>
-      </w:r>
-      <w:r>
-        <w:rPr>
-          <w:b/>
-          <w:bCs/>
-          <w:highlight w:val="darkYellow"/>
-        </w:rPr>
-        <w:t>{</w:t>
-      </w:r>
-      <w:r>
-        <w:rPr>
-          <w:b/>
-          <w:bCs/>
-          <w:highlight w:val="darkYellow"/>
-        </w:rPr>
-        <w:t>{{</w:t>
-      </w:r>
-      <w:proofErr w:type="spellStart"/>
-      <w:r>
-        <w:rPr>
-          <w:b/>
-          <w:bCs/>
-          <w:highlight w:val="darkYellow"/>
-        </w:rPr>
-        <w:t>Prix_de_vente_NV_lettre_Claude</w:t>
-      </w:r>
-      <w:proofErr w:type="spellEnd"/>
-      <w:r>
-        <w:rPr>
-          <w:b/>
-          <w:bCs/>
-          <w:highlight w:val="darkYellow"/>
-        </w:rPr>
-        <w:t>}}}})</w:t>
-      </w:r>
-      <w:r>
-        <w:rPr>
-          <w:b/>
-          <w:highlight w:val="darkYellow"/>
-        </w:rPr>
-        <w:t>.</w:t>
-      </w:r>
-    </w:p>
-    <w:p>
-      <w:pPr>
-        <w:widowControl w:val="0"/>
-      </w:pPr>
-      <w:r>
-        <w:t xml:space="preserve">Le Prix sera exigible en totalité comptant à la signature de l’Acte de vente. </w:t>
-      </w:r>
-    </w:p>
-    <w:p>
-      <w:pPr>
-        <w:widowControl w:val="0"/>
-      </w:pPr>
-    </w:p>
-    <w:p>
-      <w:pPr>
-        <w:widowControl w:val="0"/>
-      </w:pPr>
-    </w:p>
-    <w:p>
-      <w:pPr>
-        <w:pStyle w:val="Niv2"/>
-      </w:pPr>
-      <w:r>
-        <w:t>NEGOCIATION – HONORAIRES D’AGENCE</w:t>
-      </w:r>
-    </w:p>
-    <w:p/>
-    <w:p>
-      <w:pPr>
-        <w:keepLines/>
-        <w:widowControl w:val="0"/>
-      </w:pPr>
-      <w:r>
-        <w:t xml:space="preserve">Les Parties reconnaissent avoir été mises en relation par l’intermédiaire de </w:t>
-      </w:r>
-      <w:r>
-        <w:rPr>
-          <w:b/>
-          <w:bCs/>
-        </w:rPr>
-        <w:t>ALLOWA</w:t>
-      </w:r>
-      <w:r>
-        <w:t xml:space="preserve">, suivant mandat délivré par le Vendeur le </w:t>
-      </w:r>
-      <w:proofErr w:type="spellStart"/>
-      <w:r>
-        <w:rPr>
-          <w:highlight w:val="green"/>
-        </w:rPr>
-        <w:t>date_mandat</w:t>
-      </w:r>
-      <w:proofErr w:type="spellEnd"/>
-      <w:r>
-        <w:rPr>
-          <w:highlight w:val="green"/>
-        </w:rPr>
-        <w:t>.</w:t>
-      </w:r>
-    </w:p>
-    <w:p>
-      <w:pPr>
-        <w:keepLines/>
-        <w:widowControl w:val="0"/>
-      </w:pPr>
-    </w:p>
-    <w:p>
-      <w:pPr>
-        <w:keepLines/>
-        <w:widowControl w:val="0"/>
-      </w:pPr>
-      <w:r>
-        <w:t xml:space="preserve">L’Acquéreur, qui en aura seul la charge, sera redevable envers cet intermédiaire, sous réserves des conditions du mandat, de la somme de </w:t>
+        </w:rPr>
+        <w:t>(</w:t>
       </w:r>
       <w:r>
         <w:rPr>
@@ -2258,117 +2223,231 @@
           <w:bCs/>
           <w:highlight w:val="yellow"/>
         </w:rPr>
-        <w:t>{{</w:t>
-      </w:r>
-      <w:proofErr w:type="spellStart"/>
+        <w:t>{</w:t>
+      </w:r>
       <w:r>
         <w:rPr>
           <w:b/>
           <w:bCs/>
           <w:highlight w:val="yellow"/>
         </w:rPr>
-        <w:t>Honos_ttc_Prix_vente_euros</w:t>
-      </w:r>
-      <w:proofErr w:type="spellEnd"/>
+        <w:t>{</w:t>
+      </w:r>
       <w:r>
         <w:rPr>
           <w:b/>
           <w:bCs/>
           <w:highlight w:val="yellow"/>
         </w:rPr>
-        <w:t>}}</w:t>
-      </w:r>
+        <w:t>{{</w:t>
+      </w:r>
+      <w:proofErr w:type="spellStart"/>
       <w:r>
         <w:rPr>
           <w:b/>
           <w:bCs/>
-        </w:rPr>
-        <w:t xml:space="preserve"> € </w:t>
-      </w:r>
-      <w:proofErr w:type="gramStart"/>
+          <w:highlight w:val="yellow"/>
+        </w:rPr>
+        <w:t>Prix_de_vente_NV_lettre_Claude</w:t>
+      </w:r>
+      <w:proofErr w:type="spellEnd"/>
       <w:r>
         <w:rPr>
           <w:b/>
           <w:bCs/>
-          <w:highlight w:val="darkYellow"/>
-        </w:rPr>
-        <w:t>(</w:t>
+          <w:highlight w:val="yellow"/>
+        </w:rPr>
+        <w:t>}}}}</w:t>
       </w:r>
       <w:r>
         <w:rPr>
           <w:b/>
           <w:bCs/>
-          <w:highlight w:val="darkYellow"/>
-        </w:rPr>
-        <w:t xml:space="preserve"> </w:t>
+        </w:rPr>
+        <w:t>)</w:t>
+      </w:r>
+      <w:r>
+        <w:rPr>
+          <w:b/>
+        </w:rPr>
+        <w:t>.</w:t>
+      </w:r>
+    </w:p>
+    <w:p>
+      <w:pPr>
+        <w:widowControl w:val="0"/>
+      </w:pPr>
+      <w:r>
+        <w:t xml:space="preserve">Le Prix sera exigible en totalité comptant à la signature de l’Acte de vente. </w:t>
+      </w:r>
+    </w:p>
+    <w:p>
+      <w:pPr>
+        <w:widowControl w:val="0"/>
+      </w:pPr>
+    </w:p>
+    <w:p>
+      <w:pPr>
+        <w:widowControl w:val="0"/>
+      </w:pPr>
+    </w:p>
+    <w:p>
+      <w:pPr>
+        <w:pStyle w:val="Niv2"/>
+      </w:pPr>
+      <w:r>
+        <w:t>NEGOCIATION – HONORAIRES D’AGENCE</w:t>
+      </w:r>
+    </w:p>
+    <w:p/>
+    <w:p>
+      <w:pPr>
+        <w:keepLines/>
+        <w:widowControl w:val="0"/>
+      </w:pPr>
+      <w:r>
+        <w:t xml:space="preserve">Les Parties reconnaissent avoir été mises en relation par l’intermédiaire de </w:t>
       </w:r>
       <w:r>
         <w:rPr>
           <w:b/>
           <w:bCs/>
-          <w:highlight w:val="darkYellow"/>
-        </w:rPr>
-        <w:t>{</w:t>
-      </w:r>
-      <w:proofErr w:type="gramEnd"/>
+        </w:rPr>
+        <w:t>ALLOWA</w:t>
+      </w:r>
+      <w:r>
+        <w:t xml:space="preserve">, suivant mandat délivré par le Vendeur le </w:t>
+      </w:r>
+      <w:proofErr w:type="spellStart"/>
+      <w:r>
+        <w:rPr>
+          <w:highlight w:val="green"/>
+        </w:rPr>
+        <w:t>date_mandat</w:t>
+      </w:r>
+      <w:proofErr w:type="spellEnd"/>
+      <w:r>
+        <w:rPr>
+          <w:highlight w:val="green"/>
+        </w:rPr>
+        <w:t>.</w:t>
+      </w:r>
+    </w:p>
+    <w:p>
+      <w:pPr>
+        <w:keepLines/>
+        <w:widowControl w:val="0"/>
+      </w:pPr>
+    </w:p>
+    <w:p>
+      <w:pPr>
+        <w:keepLines/>
+        <w:widowControl w:val="0"/>
+      </w:pPr>
+      <w:r>
+        <w:t xml:space="preserve">L’Acquéreur, qui en aura seul la charge, sera redevable envers cet intermédiaire, sous réserves des conditions du mandat, de la somme de </w:t>
+      </w:r>
       <w:r>
         <w:rPr>
           <w:b/>
           <w:bCs/>
-          <w:highlight w:val="darkYellow"/>
-        </w:rPr>
-        <w:t>{{{</w:t>
+          <w:highlight w:val="yellow"/>
+        </w:rPr>
+        <w:t>{{</w:t>
       </w:r>
       <w:proofErr w:type="spellStart"/>
       <w:r>
         <w:rPr>
           <w:b/>
           <w:bCs/>
-          <w:highlight w:val="darkYellow"/>
-        </w:rPr>
-        <w:t>honos_ttc_Prix_vente_euros_lettre_Claude</w:t>
+          <w:highlight w:val="yellow"/>
+        </w:rPr>
+        <w:t>Honos_ttc_Prix_vente_euros</w:t>
       </w:r>
       <w:proofErr w:type="spellEnd"/>
       <w:r>
         <w:rPr>
           <w:b/>
           <w:bCs/>
-          <w:highlight w:val="darkYellow"/>
-        </w:rPr>
-        <w:t>}}}}</w:t>
+          <w:highlight w:val="yellow"/>
+        </w:rPr>
+        <w:t>}}</w:t>
       </w:r>
       <w:r>
         <w:rPr>
           <w:b/>
           <w:bCs/>
         </w:rPr>
-        <w:t xml:space="preserve"> </w:t>
-      </w:r>
-      <w:proofErr w:type="gramStart"/>
+        <w:t xml:space="preserve"> € </w:t>
+      </w:r>
       <w:r>
         <w:rPr>
           <w:b/>
           <w:bCs/>
         </w:rPr>
-        <w:t>euros</w:t>
+        <w:t>(</w:t>
       </w:r>
       <w:r>
         <w:rPr>
           <w:b/>
           <w:bCs/>
-        </w:rPr>
-        <w:t xml:space="preserve"> </w:t>
-      </w:r>
+          <w:highlight w:val="yellow"/>
+        </w:rPr>
+        <w:t>{{{{</w:t>
+      </w:r>
+      <w:proofErr w:type="spellStart"/>
       <w:r>
         <w:rPr>
           <w:b/>
           <w:bCs/>
+          <w:highlight w:val="yellow"/>
+        </w:rPr>
+        <w:t>honos_ttc_Prix_vente_euros_lettre_Claude</w:t>
+      </w:r>
+      <w:proofErr w:type="spellEnd"/>
+      <w:r>
+        <w:rPr>
+          <w:b/>
+          <w:bCs/>
+          <w:highlight w:val="yellow"/>
+        </w:rPr>
+        <w:t>}}}}</w:t>
+      </w:r>
+      <w:r>
+        <w:rPr>
+          <w:b/>
+          <w:bCs/>
+        </w:rPr>
+        <w:t xml:space="preserve"> </w:t>
+      </w:r>
+      <w:proofErr w:type="gramStart"/>
+      <w:r>
+        <w:rPr>
+          <w:b/>
+          <w:bCs/>
+        </w:rPr>
+        <w:t>euros</w:t>
+      </w:r>
+      <w:r>
+        <w:rPr>
+          <w:b/>
+          <w:bCs/>
+        </w:rPr>
+        <w:t xml:space="preserve"> </w:t>
+      </w:r>
+      <w:r>
+        <w:rPr>
+          <w:b/>
+          <w:bCs/>
         </w:rPr>
         <w:t>)</w:t>
       </w:r>
       <w:proofErr w:type="gramEnd"/>
       <w:r>
-        <w:t xml:space="preserve"> toutes taxes comprises, cette somme venant en sus du Prix. Cette somme sera réglée le jour de la constatation authentique de la réitération des Présentes, par la comptabilité des Notaires intervenant à l’acte.</w:t>
+        <w:t xml:space="preserve"> toutes</w:t>
+      </w:r>
+      <w:r>
+        <w:t xml:space="preserve"> taxes comprises, cette somme venant en sus du Prix. Cette somme sera réglée le jour de la constatation authentique de la réitération des Présentes, par la comptabilité des Notaires intervenant à l’acte.</w:t>
       </w:r>
     </w:p>
     <w:p>
@@ -7292,7 +7371,20 @@
         <w:rPr>
           <w:bCs/>
         </w:rPr>
-        <w:t xml:space="preserve">avec la participation de Maître {NOM_Notaire_Vendeur}, notaire du Vendeur. </w:t>
+        <w:t xml:space="preserve">avec la participation de Maître </w:t>
+      </w:r>
+      <w:r>
+        <w:rPr>
+          <w:bCs/>
+          <w:highlight w:val="cyan"/>
+        </w:rPr>
+        <w:t>{NOM_Notaire_Vendeur}</w:t>
+      </w:r>
+      <w:r>
+        <w:rPr>
+          <w:bCs/>
+        </w:rPr>
+        <w:t xml:space="preserve">, notaire du Vendeur. </w:t>
       </w:r>
     </w:p>
     <w:p>
@@ -14727,7 +14819,7 @@
         <v:path o:extrusionok="f" gradientshapeok="t" o:connecttype="rect"/>
         <o:lock v:ext="edit" aspectratio="t"/>
       </v:shapetype>
-      <v:shape id="_x0000_i1025" type="#_x0000_t75" style="width:9.4pt;height:9.4pt" o:bullet="t">
+      <v:shape id="_x0000_i1025" type="#_x0000_t75" style="width:9.75pt;height:9.75pt" o:bullet="t">
         <v:imagedata r:id="rId1" o:title="BD14870_"/>
       </v:shape>
     </w:pict>
@@ -20587,7 +20679,7 @@
   <w:style w:type="paragraph" w:default="1" w:styleId="Normal">
     <w:name w:val="Normal"/>
     <w:qFormat/>
-    <w:rsid w:val="00D337F1"/>
+    <w:rsid w:val="00544182"/>
     <w:pPr>
       <w:spacing w:after="160" w:line="278" w:lineRule="auto"/>
     </w:pPr>
@@ -20795,7 +20887,7 @@
     <w:uiPriority w:val="1"/>
     <w:semiHidden/>
     <w:unhideWhenUsed/>
-    <w:rsid w:val="00D337F1"/>
+    <w:rsid w:val="00544182"/>
   </w:style>
   <w:style w:type="table" w:default="1" w:styleId="TableauNormal">
     <w:name w:val="Normal Table"/>
@@ -20817,7 +20909,7 @@
     <w:uiPriority w:val="99"/>
     <w:semiHidden/>
     <w:unhideWhenUsed/>
-    <w:rsid w:val="00D337F1"/>
+    <w:rsid w:val="00544182"/>
   </w:style>
   <w:style w:type="paragraph" w:styleId="Titre">
     <w:name w:val="Title"/>
